--- a/template/docuflow_digest_template.docx
+++ b/template/docuflow_digest_template.docx
@@ -62,7 +62,7 @@
         <w:rPr>
           <w:b/>
         </w:rPr>
-        <w:t xml:space="preserve">- Tên tài liệu (Title): </w:t>
+        <w:t xml:space="preserve">- Nhan đề (Title): </w:t>
       </w:r>
       <w:r>
         <w:t>{{ bib.title_display }}</w:t>
@@ -106,7 +106,7 @@
         <w:rPr>
           <w:b/>
         </w:rPr>
-        <w:t xml:space="preserve">- ISBN (ISBN): </w:t>
+        <w:t xml:space="preserve">- ISBN: </w:t>
       </w:r>
       <w:r>
         <w:t>{{ bib.isbn }}</w:t>
@@ -128,7 +128,7 @@
         <w:rPr>
           <w:b/>
         </w:rPr>
-        <w:t xml:space="preserve">- Số trang (Pages): </w:t>
+        <w:t xml:space="preserve">- Số trang: </w:t>
       </w:r>
       <w:r>
         <w:t>{{ bib.pages }}</w:t>
@@ -148,12 +148,22 @@
         <w:rPr>
           <w:b/>
         </w:rPr>
-        <w:t>2.1. Tóm Tắt</w:t>
+        <w:t>2.1. Tóm tắt</w:t>
       </w:r>
     </w:p>
     <w:p>
       <w:r>
-        <w:t>{{ abstract }}</w:t>
+        <w:t>{%p for para in abstract_paragraphs %}</w:t>
+      </w:r>
+    </w:p>
+    <w:p>
+      <w:r>
+        <w:t>{{p para }}</w:t>
+      </w:r>
+    </w:p>
+    <w:p>
+      <w:r>
+        <w:t>{%p endfor %}</w:t>
       </w:r>
     </w:p>
     <w:p/>
@@ -167,22 +177,32 @@
     </w:p>
     <w:p>
       <w:r>
-        <w:t>{% for ch in chapters %}</w:t>
+        <w:t>{%p for ch in chapters %}</w:t>
       </w:r>
     </w:p>
     <w:p>
       <w:r>
-        <w:t>{{ ch.number }}. {{ ch.title_vi }} ({{ ch.title_original }}). {{ ch.content }}</w:t>
+        <w:t>{{p ch.body }}</w:t>
       </w:r>
     </w:p>
     <w:p>
       <w:r>
-        <w:t>{% endfor %}</w:t>
+        <w:t>{%p endfor %}</w:t>
       </w:r>
     </w:p>
     <w:p>
       <w:r>
-        <w:t>{% if not chapters %}[Chưa có — chạy main_content trước]{% endif %}</w:t>
+        <w:t>{%p if not chapters %}</w:t>
+      </w:r>
+    </w:p>
+    <w:p>
+      <w:r>
+        <w:t>[Chưa có — chạy main_content trước]</w:t>
+      </w:r>
+    </w:p>
+    <w:p>
+      <w:r>
+        <w:t>{%p endif %}</w:t>
       </w:r>
     </w:p>
     <w:p/>
@@ -191,12 +211,12 @@
         <w:rPr>
           <w:b/>
         </w:rPr>
-        <w:t>2.3. Từ Khóa</w:t>
+        <w:t>2.3. Từ khóa</w:t>
       </w:r>
     </w:p>
     <w:p>
       <w:r>
-        <w:t>{% for kw in keywords %}</w:t>
+        <w:t>{%p for kw in keywords %}</w:t>
       </w:r>
     </w:p>
     <w:p>
@@ -206,7 +226,7 @@
     </w:p>
     <w:p>
       <w:r>
-        <w:t>{% endfor %}</w:t>
+        <w:t>{%p endfor %}</w:t>
       </w:r>
     </w:p>
     <w:p/>
@@ -215,7 +235,7 @@
         <w:rPr>
           <w:b/>
         </w:rPr>
-        <w:t>3. Phạm vi sử dụng</w:t>
+        <w:t>3. PHẠM VI SỬ DỤNG</w:t>
       </w:r>
     </w:p>
     <w:p>
@@ -269,20 +289,8 @@
         </w:rPr>
         <w:t xml:space="preserve">- Hướng nghiên cứu: </w:t>
       </w:r>
-    </w:p>
-    <w:p>
       <w:r>
-        <w:t>{% for rd in research_directions %}</w:t>
-      </w:r>
-    </w:p>
-    <w:p>
-      <w:r>
-        <w:t>- {{ rd.direction_name }}</w:t>
-      </w:r>
-    </w:p>
-    <w:p>
-      <w:r>
-        <w:t>{% endfor %}</w:t>
+        <w:t>{{ research_directions_text }}</w:t>
       </w:r>
     </w:p>
     <w:p/>
